--- a/중국어_대화문/10부_docx/10부_02화_지금_떠나면.docx
+++ b/중국어_대화문/10부_docx/10부_02화_지금_떠나면.docx
@@ -18,7 +18,7 @@
         <w:t>등장인물:</w:t>
       </w:r>
       <w:r>
-        <w:t xml:space="preserve"> 선즈위안 沈知远(55세, 중앙위원회 총서기) / 청시 程曦(39세, 후계 후보·총서기 판공청 근무) / 녜추 聂秋(68세, 총서기 판공청 주임) / 리위퉁 李雨桐(48세, 총서기 판공실 참모) / 사오톄쥔 邵铁军(67세, 중앙국가안전위원회 판공실 주임) / 웨이창펑 魏长风(68세, 정치국원) / 량페이전 梁佩珍(68세, 정치국원·독립 감독) / 상무위원 丁·己·甲·戊 常委丁、己、甲、戊(60~70대, 상무위원) / 방재 당직원 防汛值班员(40대, 화상 음성) / 간호사 护士(30대, 창촨 간부휴양소 의무동, 전화 목소리) / 메이뤄란 梅若兰(92세, 은퇴한 변호사협회 비서장, 전화 목소리)</w:t>
+        <w:t xml:space="preserve"> 선즈위안 沈知远(55세, 중앙위원회 총서기) / 청시 程曦(41세, 후계 후보·총서기 판공청 근무) / 녜추 聂秋(68세, 총서기 판공청 주임) / 리위퉁 李雨桐(50세, 총서기 판공실 참모) / 사오톄쥔 邵铁军(67세, 중앙국가안전위원회 판공실 주임) / 웨이창펑 魏长风(69세, 정치국원) / 량페이전 梁佩珍(70세, 정치국원·독립 감독) / 상무위원 丁·己·甲·戊 常委丁、己、甲、戊(60~70대, 상무위원) / 방재 당직원 防汛值班员(40대, 화상 음성) / 간호사 护士(30대, 창촨 간부휴양소 의무동, 전화 목소리) / 메이뤄란 梅若兰(93세, 은퇴한 변호사협회 비서장, 전화 목소리)</w:t>
       </w:r>
     </w:p>
     <w:p>
@@ -346,12 +346,12 @@
         <w:pStyle w:val="Heading2"/>
       </w:pPr>
       <w:r>
-        <w:t>장면 2 — 6월 11일(수) 밤 9시 20분, 北楼 三层 小会客室 — 执行委托</w:t>
+        <w:t>장면 2 — 6월 11일(수) 밤 9시 20분, 北楼 五层 小会客室 — 执行委托</w:t>
       </w:r>
     </w:p>
     <w:p>
       <w:r>
-        <w:t>(夜里九点二十。北楼三层小会客室，一张圆桌，三把椅子，墙上那幅没有字的旧山水。盖碗是李雨桐泡好的，放在客人那一边。邵铁军六十七岁，深色外套，头发梳得整齐，进门先看门，再看录音笔。李雨桐坐在侧面，登记簿上已经写好：“二十一时二十分，邵铁军，议题：今夜汛情与指挥协调。”)</w:t>
+        <w:t>(夜里九点二十。北楼五层小会客室，一张圆桌，三把椅子，墙上那幅没有字的旧山水。盖碗是李雨桐泡好的，放在客人那一边。邵铁军六十七岁，深色外套，头发梳得整齐，进门先看门，再看录音笔。李雨桐坐在侧面，登记簿上已经写好：“二十一时二十分，邵铁军，议题：今夜汛情与指挥协调。”)</w:t>
       </w:r>
     </w:p>
     <w:p>
@@ -814,7 +814,7 @@
         <w:t>值班员:</w:t>
       </w:r>
       <w:r>
-        <w:t xml:space="preserve"> 国家防汛办值班室，向各位报告。截至二十一点五十，沙河干流水位超警戒二点三米，青石水库离汛限水位一米一，上游来水还在涨。青石河中游老堤十一号段，管涌点由三处增加到七处。沥川左岸白杨段、平楚段，堤身浸润线偏高，两处都在加固。累计转移群众两万三千人。没有溃口。</w:t>
+        <w:t xml:space="preserve"> 国家防汛办值班室，向各位报告。截至二十一点五十，沙河干流水位超警戒二点三米，青石水库离汛限水位一米一，上游来水还在涨。青石河中游老堤十一号段，管涌点由三处增加到七处。沥川左岸白杨段、平楚段，堤身浸润线偏高，两处都在加固。累计转移群众两万人。没有溃口。</w:t>
       </w:r>
     </w:p>
     <w:p>
@@ -1182,7 +1182,7 @@
         <w:t>梁佩珍:</w:t>
       </w:r>
       <w:r>
-        <w:t xml:space="preserve"> 是。“检修”不是名字，“接管”是名字，“破产”是名字，“恢复营业”也是名字。一千三百万人要的不是救命稻草，是一个能写进诉状的状态。</w:t>
+        <w:t xml:space="preserve"> “检修”不是名字，“接管”是名字，“破产”是名字，“恢复营业”也是名字。一千三百万人要的不是救命稻草，是一个能写进诉状的状态。</w:t>
       </w:r>
     </w:p>
     <w:p>
@@ -2066,7 +2066,7 @@
         <w:t>梅若兰:</w:t>
       </w:r>
       <w:r>
-        <w:t xml:space="preserve"> 九十二岁，睡不睡都一样。窗口那边的小戴刚给我打了电话，我替他们守着，也只能守着电话。</w:t>
+        <w:t xml:space="preserve"> 九十三岁，睡不睡都一样。窗口那边的小戴刚给我打了电话，我替他们守着，也只能守着电话。</w:t>
       </w:r>
     </w:p>
     <w:p>
@@ -2260,7 +2260,7 @@
     </w:p>
     <w:p>
       <w:r>
-        <w:t>(凌晨四点四十。办公室只留一盏台灯。沈知远拉开最下面的抽屉，那叠用旧牛皮纸绳扎着的信躺在最里面，上面压着那只缺口朝左的白瓷茶碗。左角的白卡片上，铅笔字一行一行：“已寄：〇。未寄：四十。废稿：十六页。附：一页，非信。”他先把碗洗净，擦干，放在桌子正中，缺口朝着自己，又取出盖碗，放在对面客人的椅子前。先倒客人，再倒自己。茶是温的。)</w:t>
+        <w:t>(凌晨四点四十。办公室只留一盏台灯。沈知远拉开最下面的抽屉，那叠用旧牛皮纸绳扎着的信躺在最里面，上面压着那只缺口朝左的白瓷茶碗。左角的白卡片上，铅笔字一行一行：“已寄：〇。未寄：四十。废稿：十七页。附：一页，非信。”他先把碗洗净，擦干，放在桌子正中，缺口朝着自己，又取出盖碗，放在对面客人的椅子前。先倒客人，再倒自己。茶是温的。)</w:t>
       </w:r>
     </w:p>
     <w:p>
